--- a/Claude_Memory_Stack_Article.docx
+++ b/Claude_Memory_Stack_Article.docx
@@ -524,7 +524,7 @@
     <w:p/>
     <w:p>
       <w:r>
-        <w:t>Full implementation doc with all scripts, prompts, and configuration: [LINK TO GIST/REPO]</w:t>
+        <w:t>Full implementation doc with all scripts, prompts, and configuration: https://github.com/melontrades/claude-memory-stack</w:t>
       </w:r>
     </w:p>
     <w:sectPr>
